--- a/public/заява_без_участі_відповідача.docx
+++ b/public/заява_без_участі_відповідача.docx
@@ -47,7 +47,7 @@
           <w:rFonts w:ascii="Times New Roman" w:hAnsi="Times New Roman" w:cs="Times New Roman"/>
           <w:b/>
           <w:bCs/>
-          <w:lang w:val="uk-UA"/>
+          <w:lang w:val="en-US"/>
         </w:rPr>
       </w:r>
       <w:r>
@@ -659,7 +659,14 @@
           <w:rFonts w:ascii="Times New Roman" w:hAnsi="Times New Roman" w:cs="Times New Roman"/>
           <w:lang w:val="uk-UA"/>
         </w:rPr>
-        <w:t xml:space="preserve"> суд_РВ </w:t>
+        <w:t xml:space="preserve"> суд_</w:t>
+      </w:r>
+      <w:r>
+        <w:rPr>
+          <w:rFonts w:ascii="Times New Roman" w:hAnsi="Times New Roman" w:cs="Times New Roman"/>
+          <w:lang w:val="uk-UA"/>
+        </w:rPr>
+        <w:t xml:space="preserve">ОВ </w:t>
       </w:r>
       <w:r>
         <w:rPr>
